--- a/zht/docx/17.content.docx
+++ b/zht/docx/17.content.docx
@@ -136,13 +136,6 @@
         <w:rPr>
           <w:lang w:val="zh_TW" w:bidi="zh_TW"/>
         </w:rPr>
-      </w:r>
-      <w:r>
-        <w:rPr>
-          <w:i/>
-          <w:lang w:val="zh_TW" w:bidi="zh_TW"/>
-        </w:rPr>
-        <w:t>以斯帖記 1:1, 以斯帖記 1:3, 以斯帖記 1:5, 以斯帖記 1:7, 以斯帖記 1:8, 以斯帖記 1:10, 以斯帖記 1:11, 以斯帖記 1:12, 以斯帖記 1:13, 以斯帖記 1:16, 以斯帖記 1:17, 以斯帖記 1:18, 以斯帖記 1:19, 以斯帖記 1:22, 以斯帖記 2:2, 以斯帖記 2:3, 以斯帖記 2:6, 以斯帖記 2:7, 以斯帖記 2:7 (#2), 以斯帖記 2:9, 以斯帖記 2:10, 以斯帖記 2:13, 以斯帖記 2:14, 以斯帖記 2:15, 以斯帖記 2:16, 以斯帖記 2:17, 以斯帖記 2:21, 以斯帖記 2:23, 以斯帖記 3:2, 以斯帖記 3:4, 以斯帖記 3:6, 以斯帖記 3:8, 以斯帖記 3:9, 以斯帖記 3:13, 以斯帖記 3:15, 以斯帖記 4:2, 以斯帖記 4:4, 以斯帖記 4:7, 以斯帖記 4:8, 以斯帖記 4:11, 以斯帖記 4:14, 以斯帖記 4:16, 以斯帖記 5:1, 以斯帖記 5:2, 以斯帖記 5:4, 以斯帖記 5:8, 以斯帖記 5:11, 以斯帖記 5:13, 以斯帖記 5:14, 以斯帖記 6:1, 以斯帖記 6:2, 以斯帖記 6:3, 以斯帖記 6:6, 以斯帖記 6:9, 以斯帖記 6:11, 以斯帖記 6:13, 以斯帖記 7:3, 以斯帖記 7:4, 以斯帖記 7:6, 以斯帖記 7:7, 以斯帖記 7:8, 以斯帖記 7:9, 以斯帖記 8:1, 以斯帖記 8:2, 以斯帖記 8:4, 以斯帖記 8:5, 以斯帖記 8:8, 以斯帖記 8:9, 以斯帖記 8:11, 以斯帖記 8:17, 以斯帖記 9:2, 以斯帖記 9:5, 以斯帖記 9:12, 以斯帖記 9:13, 以斯帖記 9:15, 以斯帖記 9:17, 以斯帖記 9:18, 以斯帖記 9:19, 以斯帖記 9:20–21, 以斯帖記 9:24, 以斯帖記 9:28, 以斯帖記 10:1, 以斯帖記 10:2, 以斯帖記 10:3, 以斯帖記 10:3 (#2)</w:t>
       </w:r>
       <w:r>
         <w:rPr>

--- a/zht/docx/17.content.docx
+++ b/zht/docx/17.content.docx
@@ -123,19 +123,6 @@
           <w:lang w:val="zh_TW" w:bidi="zh_TW"/>
         </w:rPr>
         <w:t>EST</w:t>
-      </w:r>
-      <w:r>
-        <w:rPr>
-          <w:lang w:val="zh_TW" w:bidi="zh_TW"/>
-        </w:rPr>
-      </w:r>
-    </w:p>
-    <w:p>
-      <w:pPr/>
-      <w:r>
-        <w:rPr>
-          <w:lang w:val="zh_TW" w:bidi="zh_TW"/>
-        </w:rPr>
       </w:r>
       <w:r>
         <w:rPr>

--- a/zht/docx/17.content.docx
+++ b/zht/docx/17.content.docx
@@ -19,7 +19,7 @@
         <w:rPr>
           <w:lang w:val="zh_TW" w:bidi="zh_TW"/>
         </w:rPr>
-        <w:t>Resource: 翻譯問題 (unfoldingWord)</w:t>
+        <w:t>Resource: unfoldingWord® Translation Questions</w:t>
       </w:r>
       <w:r>
         <w:rPr>
@@ -85,7 +85,7 @@
         <w:rPr>
           <w:lang w:val="zh_TW" w:bidi="zh_TW"/>
         </w:rPr>
-        <w:t>翻譯問題 (unfoldingWord)</w:t>
+        <w:t>unfoldingWord® Translation Questions</w:t>
       </w:r>
     </w:p>
     <w:p>
